--- a/assets/templates/Договор об оказании платных медицинских услуг.docx
+++ b/assets/templates/Договор об оказании платных медицинских услуг.docx
@@ -7,12 +7,8 @@
         <w:pStyle w:val="Normal"/>
         <w:jc w:val="center"/>
         <w:rPr>
-          <w:rFonts w:eastAsia="Times New Roman"/>
-          <w:b w:val="false"/>
-          <w:bCs w:val="false"/>
-          <w:sz w:val="22"/>
-          <w:szCs w:val="22"/>
-          <w:shd w:fill="auto" w:val="clear"/>
+          <w:sz w:val="22"/>
+          <w:szCs w:val="22"/>
         </w:rPr>
       </w:pPr>
       <w:r>
@@ -36,6 +32,7 @@
           <w:bottom w:w="55" w:type="dxa"/>
           <w:right w:w="55" w:type="dxa"/>
         </w:tblCellMar>
+        <w:tblLook w:noHBand="0" w:noVBand="1" w:firstColumn="1" w:lastRow="0" w:lastColumn="0" w:firstRow="1" w:val="04a0"/>
       </w:tblPr>
       <w:tblGrid>
         <w:gridCol w:w="10466"/>
@@ -55,22 +52,14 @@
               <w:pStyle w:val="Normal"/>
               <w:jc w:val="center"/>
               <w:rPr>
-                <w:rFonts w:eastAsia="Times New Roman"/>
-                <w:b w:val="false"/>
-                <w:bCs w:val="false"/>
-                <w:sz w:val="22"/>
-                <w:szCs w:val="22"/>
-                <w:shd w:fill="auto" w:val="clear"/>
+                <w:sz w:val="22"/>
+                <w:szCs w:val="22"/>
               </w:rPr>
             </w:pPr>
             <w:r>
               <w:rPr>
-                <w:rFonts w:eastAsia="Times New Roman"/>
-                <w:b w:val="false"/>
-                <w:bCs w:val="false"/>
-                <w:sz w:val="22"/>
-                <w:szCs w:val="22"/>
-                <w:shd w:fill="auto" w:val="clear"/>
+                <w:sz w:val="22"/>
+                <w:szCs w:val="22"/>
               </w:rPr>
               <w:t>${FULL_NAME}</w:t>
             </w:r>
@@ -81,7 +70,7 @@
     <w:p>
       <w:pPr>
         <w:pStyle w:val="Normal"/>
-        <w:ind w:hanging="180" w:left="180" w:right="0"/>
+        <w:ind w:hanging="180" w:left="180"/>
         <w:jc w:val="center"/>
         <w:rPr>
           <w:spacing w:val="-2"/>
@@ -100,7 +89,7 @@
     <w:p>
       <w:pPr>
         <w:pStyle w:val="Normal"/>
-        <w:ind w:left="180" w:right="0"/>
+        <w:ind w:left="180"/>
         <w:jc w:val="both"/>
         <w:rPr>
           <w:rStyle w:val="Strong"/>
@@ -179,7 +168,7 @@
     </w:p>
     <w:p>
       <w:pPr>
-        <w:pStyle w:val="Style16"/>
+        <w:pStyle w:val="Style15"/>
         <w:spacing w:before="0" w:after="0"/>
         <w:jc w:val="center"/>
         <w:rPr>
@@ -199,7 +188,7 @@
     </w:p>
     <w:p>
       <w:pPr>
-        <w:pStyle w:val="Style16"/>
+        <w:pStyle w:val="Style15"/>
         <w:tabs>
           <w:tab w:val="clear" w:pos="708"/>
           <w:tab w:val="left" w:pos="0" w:leader="none"/>
@@ -288,6 +277,97 @@
         <w:pStyle w:val="Normal"/>
         <w:jc w:val="both"/>
         <w:rPr>
+          <w:color w:val="000000"/>
+          <w:sz w:val="22"/>
+          <w:szCs w:val="22"/>
+        </w:rPr>
+      </w:pPr>
+      <w:r>
+        <w:rPr>
+          <w:sz w:val="22"/>
+          <w:szCs w:val="22"/>
+        </w:rPr>
+        <w:t>1.1.3. Предоставление медицинских услуг по настоящему Договору осуществляется при наличии информированного добровольного согласия Потребителя (законного представителя Потребителя), данного в порядке, установленном законодательством Российской Федерации об охране здоровья граждан.</w:t>
+      </w:r>
+    </w:p>
+    <w:p>
+      <w:pPr>
+        <w:pStyle w:val="Style17"/>
+        <w:ind w:left="0"/>
+        <w:rPr>
+          <w:sz w:val="22"/>
+          <w:szCs w:val="22"/>
+        </w:rPr>
+      </w:pPr>
+      <w:r>
+        <w:rPr>
+          <w:rFonts w:cs="Times New Roman" w:ascii="Times New Roman" w:hAnsi="Times New Roman"/>
+          <w:i w:val="false"/>
+          <w:color w:val="000000"/>
+          <w:sz w:val="22"/>
+          <w:szCs w:val="22"/>
+        </w:rPr>
+        <w:t>2.3. Потребитель подтверждает, что на момент подписания настоящего Договора Исполнитель:</w:t>
+      </w:r>
+    </w:p>
+    <w:p>
+      <w:pPr>
+        <w:pStyle w:val="Normal"/>
+        <w:ind w:firstLine="709"/>
+        <w:jc w:val="both"/>
+        <w:rPr>
+          <w:sz w:val="22"/>
+          <w:szCs w:val="22"/>
+        </w:rPr>
+      </w:pPr>
+      <w:r>
+        <w:rPr>
+          <w:sz w:val="22"/>
+          <w:szCs w:val="22"/>
+        </w:rPr>
+        <w:t>- ознакомил его с Правилами предоставления медицинскими организациями платных медицинских услуг (утв. Постановлением Правительства РФ от 30 мая 2026 г. №659);</w:t>
+      </w:r>
+    </w:p>
+    <w:p>
+      <w:pPr>
+        <w:pStyle w:val="Normal"/>
+        <w:ind w:firstLine="709"/>
+        <w:jc w:val="both"/>
+        <w:rPr>
+          <w:color w:val="000000"/>
+          <w:sz w:val="22"/>
+          <w:szCs w:val="22"/>
+        </w:rPr>
+      </w:pPr>
+      <w:r>
+        <w:rPr>
+          <w:sz w:val="22"/>
+          <w:szCs w:val="22"/>
+        </w:rPr>
+        <w:t xml:space="preserve">- ознакомил его с действующим в медицинской организации </w:t>
+      </w:r>
+      <w:bookmarkStart w:id="0" w:name="_Hlk131579522"/>
+      <w:r>
+        <w:rPr>
+          <w:sz w:val="22"/>
+          <w:szCs w:val="22"/>
+        </w:rPr>
+        <w:t>Прейскурантом цен</w:t>
+      </w:r>
+      <w:bookmarkEnd w:id="0"/>
+      <w:r>
+        <w:rPr>
+          <w:sz w:val="22"/>
+          <w:szCs w:val="22"/>
+        </w:rPr>
+        <w:t xml:space="preserve"> (тарифов) на медицинские услуги, утвержденным в установленном порядке;</w:t>
+      </w:r>
+    </w:p>
+    <w:p>
+      <w:pPr>
+        <w:pStyle w:val="Style17"/>
+        <w:ind w:firstLine="709" w:left="0"/>
+        <w:rPr>
           <w:rFonts w:ascii="Times New Roman" w:hAnsi="Times New Roman" w:cs="Times New Roman"/>
           <w:i w:val="false"/>
           <w:color w:val="000000"/>
@@ -297,95 +377,20 @@
       </w:pPr>
       <w:r>
         <w:rPr>
-          <w:sz w:val="22"/>
-          <w:szCs w:val="22"/>
-        </w:rPr>
-        <w:t>1.1.3. Предоставление медицинских услуг по настоящему Договору осуществляется при наличии информированного добровольного согласия Потребителя (законного представителя Потребителя), данного в порядке, установленном законодательством Российской Федерации об охране здоровья граждан.</w:t>
-      </w:r>
-    </w:p>
-    <w:p>
-      <w:pPr>
-        <w:pStyle w:val="Style19"/>
-        <w:ind w:hanging="0" w:left="0" w:right="0"/>
-        <w:rPr>
-          <w:sz w:val="22"/>
-          <w:szCs w:val="22"/>
-        </w:rPr>
-      </w:pPr>
-      <w:r>
-        <w:rPr>
           <w:rFonts w:cs="Times New Roman" w:ascii="Times New Roman" w:hAnsi="Times New Roman"/>
           <w:i w:val="false"/>
           <w:color w:val="000000"/>
           <w:sz w:val="22"/>
           <w:szCs w:val="22"/>
         </w:rPr>
-        <w:t>2.3. Потребитель подтверждает, что на момент подписания настоящего Договора Исполнитель:</w:t>
-      </w:r>
-    </w:p>
-    <w:p>
-      <w:pPr>
-        <w:pStyle w:val="Normal"/>
-        <w:ind w:firstLine="709" w:right="0"/>
-        <w:jc w:val="both"/>
-        <w:rPr>
-          <w:sz w:val="22"/>
-          <w:szCs w:val="22"/>
-        </w:rPr>
-      </w:pPr>
-      <w:r>
-        <w:rPr>
-          <w:sz w:val="22"/>
-          <w:szCs w:val="22"/>
-        </w:rPr>
-        <w:t>- ознакомил его с Правилами предоставления медицинскими организациями платных медицинских услуг (утв. Постановлением Правительства РФ от 04 октября 2012 г. №1006);</w:t>
-      </w:r>
-    </w:p>
-    <w:p>
-      <w:pPr>
-        <w:pStyle w:val="Normal"/>
-        <w:ind w:firstLine="709" w:right="0"/>
-        <w:jc w:val="both"/>
-        <w:rPr>
-          <w:rFonts w:ascii="Times New Roman" w:hAnsi="Times New Roman" w:cs="Times New Roman"/>
-          <w:i w:val="false"/>
-          <w:color w:val="000000"/>
-          <w:sz w:val="22"/>
-          <w:szCs w:val="22"/>
-        </w:rPr>
-      </w:pPr>
-      <w:r>
-        <w:rPr>
-          <w:sz w:val="22"/>
-          <w:szCs w:val="22"/>
-        </w:rPr>
-        <w:t xml:space="preserve">- ознакомил его с действующим в медицинской организации </w:t>
-      </w:r>
-      <w:bookmarkStart w:id="0" w:name="_Hlk131579522"/>
-      <w:r>
-        <w:rPr>
-          <w:sz w:val="22"/>
-          <w:szCs w:val="22"/>
-        </w:rPr>
-        <w:t>Прейскурантом цен</w:t>
-      </w:r>
-      <w:bookmarkEnd w:id="0"/>
-      <w:r>
-        <w:rPr>
-          <w:sz w:val="22"/>
-          <w:szCs w:val="22"/>
-        </w:rPr>
-        <w:t xml:space="preserve"> (тарифов) на медицинские услуги, утвержденным в установленном порядке;</w:t>
-      </w:r>
-    </w:p>
-    <w:p>
-      <w:pPr>
-        <w:pStyle w:val="Style19"/>
-        <w:ind w:firstLine="709" w:left="0" w:right="0"/>
-        <w:rPr>
-          <w:rFonts w:ascii="Times New Roman" w:hAnsi="Times New Roman" w:cs="Times New Roman"/>
-          <w:i w:val="false"/>
-          <w:color w:val="000000"/>
+        <w:t>- уведомил его о возможности получения соответствующих видов и объемов медицинской помощи в рамках программы государственных гарантий бесплатного оказания гражданам медицинской помощи;</w:t>
+      </w:r>
+    </w:p>
+    <w:p>
+      <w:pPr>
+        <w:pStyle w:val="Style17"/>
+        <w:ind w:left="0"/>
+        <w:rPr>
           <w:sz w:val="22"/>
           <w:szCs w:val="22"/>
         </w:rPr>
@@ -398,26 +403,6 @@
           <w:sz w:val="22"/>
           <w:szCs w:val="22"/>
         </w:rPr>
-        <w:t>- уведомил его о возможности получения соответствующих видов и объемов медицинской помощи в рамках программы государственных гарантий бесплатного оказания гражданам медицинской помощи;</w:t>
-      </w:r>
-    </w:p>
-    <w:p>
-      <w:pPr>
-        <w:pStyle w:val="Style19"/>
-        <w:ind w:hanging="0" w:left="0" w:right="0"/>
-        <w:rPr>
-          <w:sz w:val="22"/>
-          <w:szCs w:val="22"/>
-        </w:rPr>
-      </w:pPr>
-      <w:r>
-        <w:rPr>
-          <w:rFonts w:cs="Times New Roman" w:ascii="Times New Roman" w:hAnsi="Times New Roman"/>
-          <w:i w:val="false"/>
-          <w:color w:val="000000"/>
-          <w:sz w:val="22"/>
-          <w:szCs w:val="22"/>
-        </w:rPr>
         <w:t>2.4. Подписав настоящий Договор, Потребитель (Заказчик) подтверждает, что он добровольно согласился на оказание ему медицинских услуг на платной основе.</w:t>
       </w:r>
     </w:p>
@@ -450,7 +435,7 @@
     <w:p>
       <w:pPr>
         <w:pStyle w:val="Normal"/>
-        <w:ind w:firstLine="709" w:right="0"/>
+        <w:ind w:firstLine="709"/>
         <w:jc w:val="both"/>
         <w:rPr>
           <w:spacing w:val="-3"/>
@@ -469,7 +454,7 @@
     <w:p>
       <w:pPr>
         <w:pStyle w:val="Normal"/>
-        <w:ind w:firstLine="709" w:right="0"/>
+        <w:ind w:firstLine="709"/>
         <w:jc w:val="center"/>
         <w:rPr>
           <w:b/>
@@ -489,7 +474,7 @@
     <w:p>
       <w:pPr>
         <w:pStyle w:val="Normal"/>
-        <w:ind w:firstLine="708" w:right="0"/>
+        <w:ind w:firstLine="708"/>
         <w:jc w:val="both"/>
         <w:rPr>
           <w:sz w:val="22"/>
@@ -610,7 +595,7 @@
     <w:p>
       <w:pPr>
         <w:pStyle w:val="Normal"/>
-        <w:ind w:firstLine="708" w:right="0"/>
+        <w:ind w:firstLine="708"/>
         <w:jc w:val="both"/>
         <w:rPr>
           <w:sz w:val="22"/>
@@ -627,7 +612,7 @@
     <w:p>
       <w:pPr>
         <w:pStyle w:val="Normal"/>
-        <w:ind w:firstLine="708" w:right="0"/>
+        <w:ind w:firstLine="708"/>
         <w:jc w:val="center"/>
         <w:rPr>
           <w:sz w:val="22"/>
@@ -731,8 +716,8 @@
     </w:p>
     <w:p>
       <w:pPr>
-        <w:pStyle w:val="Style16"/>
-        <w:shd w:val="clear" w:fill="FFFFFF"/>
+        <w:pStyle w:val="Style15"/>
+        <w:shd w:val="clear" w:color="auto" w:fill="FFFFFF"/>
         <w:spacing w:before="0" w:after="0"/>
         <w:jc w:val="center"/>
         <w:rPr>
@@ -814,7 +799,7 @@
     </w:p>
     <w:p>
       <w:pPr>
-        <w:pStyle w:val="Style16"/>
+        <w:pStyle w:val="Style15"/>
         <w:spacing w:before="0" w:after="0"/>
         <w:jc w:val="both"/>
         <w:rPr>
@@ -871,9 +856,9 @@
     </w:p>
     <w:p>
       <w:pPr>
-        <w:pStyle w:val="Style16"/>
+        <w:pStyle w:val="Style15"/>
         <w:spacing w:before="0" w:after="0"/>
-        <w:ind w:firstLine="709" w:right="0"/>
+        <w:ind w:firstLine="709"/>
         <w:jc w:val="center"/>
         <w:rPr>
           <w:sz w:val="22"/>
@@ -892,7 +877,7 @@
     <w:p>
       <w:pPr>
         <w:pStyle w:val="Normal"/>
-        <w:ind w:firstLine="708" w:right="0"/>
+        <w:ind w:firstLine="708"/>
         <w:jc w:val="both"/>
         <w:rPr>
           <w:sz w:val="22"/>
@@ -909,9 +894,9 @@
     </w:p>
     <w:p>
       <w:pPr>
-        <w:pStyle w:val="Style16"/>
+        <w:pStyle w:val="Style15"/>
         <w:spacing w:before="0" w:after="0"/>
-        <w:ind w:firstLine="709" w:right="0"/>
+        <w:ind w:firstLine="709"/>
         <w:jc w:val="both"/>
         <w:rPr>
           <w:rStyle w:val="Strong"/>
@@ -929,7 +914,7 @@
     </w:p>
     <w:p>
       <w:pPr>
-        <w:pStyle w:val="Style16"/>
+        <w:pStyle w:val="Style15"/>
         <w:spacing w:before="0" w:after="0"/>
         <w:jc w:val="center"/>
         <w:rPr>
@@ -950,9 +935,9 @@
     </w:p>
     <w:p>
       <w:pPr>
-        <w:pStyle w:val="Style16"/>
+        <w:pStyle w:val="Style15"/>
         <w:spacing w:before="0" w:after="0"/>
-        <w:ind w:firstLine="684" w:right="0"/>
+        <w:ind w:firstLine="684"/>
         <w:jc w:val="both"/>
         <w:rPr>
           <w:rStyle w:val="Strong"/>
@@ -972,7 +957,7 @@
     </w:p>
     <w:p>
       <w:pPr>
-        <w:pStyle w:val="Style16"/>
+        <w:pStyle w:val="Style15"/>
         <w:spacing w:before="0" w:after="0"/>
         <w:jc w:val="center"/>
         <w:rPr>
@@ -991,9 +976,9 @@
     </w:p>
     <w:p>
       <w:pPr>
-        <w:pStyle w:val="Style16"/>
+        <w:pStyle w:val="Style15"/>
         <w:spacing w:before="0" w:after="0"/>
-        <w:ind w:firstLine="709" w:right="0"/>
+        <w:ind w:firstLine="709"/>
         <w:jc w:val="both"/>
         <w:rPr>
           <w:sz w:val="22"/>
@@ -1010,9 +995,9 @@
     </w:p>
     <w:p>
       <w:pPr>
-        <w:pStyle w:val="Style16"/>
+        <w:pStyle w:val="Style15"/>
         <w:spacing w:before="0" w:after="0"/>
-        <w:ind w:firstLine="709" w:right="0"/>
+        <w:ind w:firstLine="709"/>
         <w:jc w:val="both"/>
         <w:rPr>
           <w:sz w:val="22"/>
@@ -1029,9 +1014,9 @@
     </w:p>
     <w:p>
       <w:pPr>
-        <w:pStyle w:val="Style16"/>
+        <w:pStyle w:val="Style15"/>
         <w:spacing w:before="0" w:after="0"/>
-        <w:ind w:firstLine="709" w:right="0"/>
+        <w:ind w:firstLine="709"/>
         <w:jc w:val="both"/>
         <w:rPr>
           <w:sz w:val="22"/>
@@ -1048,9 +1033,9 @@
     </w:p>
     <w:p>
       <w:pPr>
-        <w:pStyle w:val="Style16"/>
+        <w:pStyle w:val="Style15"/>
         <w:spacing w:before="0" w:after="0"/>
-        <w:ind w:firstLine="709" w:right="0"/>
+        <w:ind w:firstLine="709"/>
         <w:jc w:val="both"/>
         <w:rPr>
           <w:sz w:val="22"/>
@@ -1067,27 +1052,27 @@
     </w:p>
     <w:p>
       <w:pPr>
-        <w:pStyle w:val="Style16"/>
+        <w:pStyle w:val="Style15"/>
         <w:spacing w:before="0" w:after="0"/>
-        <w:ind w:firstLine="709" w:right="0"/>
-        <w:jc w:val="both"/>
-        <w:rPr>
-          <w:sz w:val="22"/>
-          <w:szCs w:val="22"/>
-        </w:rPr>
-      </w:pPr>
-      <w:r>
-        <w:rPr>
-          <w:sz w:val="22"/>
-          <w:szCs w:val="22"/>
-        </w:rPr>
-      </w:r>
-    </w:p>
-    <w:p>
-      <w:pPr>
-        <w:pStyle w:val="Style16"/>
+        <w:ind w:firstLine="709"/>
+        <w:jc w:val="both"/>
+        <w:rPr>
+          <w:sz w:val="22"/>
+          <w:szCs w:val="22"/>
+        </w:rPr>
+      </w:pPr>
+      <w:r>
+        <w:rPr>
+          <w:sz w:val="22"/>
+          <w:szCs w:val="22"/>
+        </w:rPr>
+      </w:r>
+    </w:p>
+    <w:p>
+      <w:pPr>
+        <w:pStyle w:val="Style15"/>
         <w:spacing w:before="0" w:after="0"/>
-        <w:ind w:firstLine="709" w:right="0"/>
+        <w:ind w:firstLine="709"/>
         <w:jc w:val="center"/>
         <w:rPr>
           <w:b/>
@@ -1112,7 +1097,7 @@
       <w:tblPr>
         <w:tblW w:w="9746" w:type="dxa"/>
         <w:jc w:val="left"/>
-        <w:tblInd w:w="108" w:type="dxa"/>
+        <w:tblInd w:w="109" w:type="dxa"/>
         <w:tblLayout w:type="fixed"/>
         <w:tblCellMar>
           <w:top w:w="0" w:type="dxa"/>
@@ -1120,6 +1105,7 @@
           <w:bottom w:w="0" w:type="dxa"/>
           <w:right w:w="108" w:type="dxa"/>
         </w:tblCellMar>
+        <w:tblLook w:noHBand="0" w:noVBand="1" w:firstColumn="1" w:lastRow="0" w:lastColumn="0" w:firstRow="1" w:val="04a0"/>
       </w:tblPr>
       <w:tblGrid>
         <w:gridCol w:w="4564"/>
@@ -1173,7 +1159,7 @@
           <w:p>
             <w:pPr>
               <w:pStyle w:val="Normal"/>
-              <w:ind w:firstLine="709" w:right="0"/>
+              <w:ind w:firstLine="709"/>
               <w:rPr>
                 <w:b/>
                 <w:sz w:val="22"/>
@@ -1241,9 +1227,8 @@
             <w:pPr>
               <w:pStyle w:val="Normal"/>
               <w:rPr>
-                <w:sz w:val="20"/>
-                <w:szCs w:val="20"/>
-                <w:lang w:eastAsia="ar-SA"/>
+                <w:sz w:val="22"/>
+                <w:szCs w:val="22"/>
               </w:rPr>
             </w:pPr>
             <w:r>
@@ -1251,24 +1236,203 @@
                 <w:sz w:val="22"/>
                 <w:szCs w:val="22"/>
               </w:rPr>
-              <w:t>ИНН 2460060098 ОГРН 1032401796250</w:t>
+              <w:t xml:space="preserve">ИНН 2460060098 КПП </w:t>
+            </w:r>
+            <w:r>
+              <w:rPr>
+                <w:bCs/>
+                <w:sz w:val="22"/>
+                <w:szCs w:val="22"/>
+              </w:rPr>
+              <w:t>246001001</w:t>
             </w:r>
           </w:p>
           <w:p>
             <w:pPr>
               <w:pStyle w:val="Normal"/>
-              <w:shd w:val="clear" w:fill="FFFFFF"/>
-              <w:suppressAutoHyphens w:val="true"/>
-              <w:rPr>
-                <w:sz w:val="20"/>
-                <w:szCs w:val="20"/>
+              <w:rPr>
+                <w:sz w:val="22"/>
+                <w:szCs w:val="22"/>
                 <w:lang w:eastAsia="ar-SA"/>
               </w:rPr>
             </w:pPr>
             <w:r>
               <w:rPr>
-                <w:sz w:val="20"/>
-                <w:szCs w:val="20"/>
+                <w:sz w:val="22"/>
+                <w:szCs w:val="22"/>
+              </w:rPr>
+              <w:t xml:space="preserve"> </w:t>
+            </w:r>
+            <w:r>
+              <w:rPr>
+                <w:sz w:val="22"/>
+                <w:szCs w:val="22"/>
+              </w:rPr>
+              <w:t>ОГРН 1032401796250</w:t>
+            </w:r>
+          </w:p>
+          <w:p>
+            <w:pPr>
+              <w:pStyle w:val="Normal"/>
+              <w:suppressAutoHyphens w:val="false"/>
+              <w:rPr>
+                <w:rFonts w:eastAsia="Noto Serif CJK SC"/>
+                <w:color w:val="000000"/>
+                <w:sz w:val="22"/>
+                <w:szCs w:val="22"/>
+              </w:rPr>
+            </w:pPr>
+            <w:r>
+              <w:rPr>
+                <w:rFonts w:eastAsia="Noto Serif CJK SC"/>
+                <w:color w:val="000000"/>
+                <w:sz w:val="22"/>
+                <w:szCs w:val="22"/>
+              </w:rPr>
+              <w:t>Электронная почта:</w:t>
+            </w:r>
+          </w:p>
+          <w:p>
+            <w:pPr>
+              <w:pStyle w:val="Normal"/>
+              <w:suppressAutoHyphens w:val="false"/>
+              <w:rPr>
+                <w:rFonts w:eastAsia="Noto Serif CJK SC"/>
+                <w:color w:val="000000"/>
+                <w:sz w:val="22"/>
+                <w:szCs w:val="22"/>
+              </w:rPr>
+            </w:pPr>
+            <w:r>
+              <w:rPr>
+                <w:rFonts w:eastAsia="Noto Serif CJK SC"/>
+                <w:color w:val="000000"/>
+                <w:sz w:val="22"/>
+                <w:szCs w:val="22"/>
+              </w:rPr>
+              <w:t>contact@centrkvant.ru</w:t>
+            </w:r>
+          </w:p>
+          <w:p>
+            <w:pPr>
+              <w:pStyle w:val="Normal"/>
+              <w:shd w:val="clear" w:color="auto" w:fill="FFFFFF"/>
+              <w:rPr>
+                <w:rFonts w:eastAsia="Noto Serif CJK SC"/>
+                <w:color w:val="000000"/>
+                <w:sz w:val="22"/>
+                <w:szCs w:val="22"/>
+              </w:rPr>
+            </w:pPr>
+            <w:r>
+              <w:rPr>
+                <w:rFonts w:eastAsia="Noto Serif CJK SC"/>
+                <w:color w:val="000000"/>
+                <w:sz w:val="22"/>
+                <w:szCs w:val="22"/>
+              </w:rPr>
+              <w:t>Сайт: centrkvant.ru</w:t>
+            </w:r>
+          </w:p>
+          <w:p>
+            <w:pPr>
+              <w:pStyle w:val="Normal"/>
+              <w:shd w:val="clear" w:color="auto" w:fill="FFFFFF"/>
+              <w:rPr>
+                <w:sz w:val="22"/>
+                <w:szCs w:val="22"/>
+                <w:lang w:eastAsia="ar-SA"/>
+              </w:rPr>
+            </w:pPr>
+            <w:r>
+              <w:rPr>
+                <w:rFonts w:eastAsia="Noto Serif CJK SC"/>
+                <w:color w:val="000000"/>
+                <w:sz w:val="22"/>
+                <w:szCs w:val="22"/>
+              </w:rPr>
+              <w:t>Телефон: (391)2296511, 2913008</w:t>
+            </w:r>
+          </w:p>
+          <w:p>
+            <w:pPr>
+              <w:pStyle w:val="Normal"/>
+              <w:shd w:val="clear" w:color="auto" w:fill="FFFFFF"/>
+              <w:rPr>
+                <w:sz w:val="22"/>
+                <w:szCs w:val="22"/>
+                <w:lang w:eastAsia="ar-SA"/>
+              </w:rPr>
+            </w:pPr>
+            <w:r>
+              <w:rPr>
+                <w:sz w:val="22"/>
+                <w:szCs w:val="22"/>
+                <w:lang w:eastAsia="ar-SA"/>
+              </w:rPr>
+              <w:t>КРАСНОЯРСКОЕ ОТДЕЛЕНИЕ №8646</w:t>
+            </w:r>
+          </w:p>
+          <w:p>
+            <w:pPr>
+              <w:pStyle w:val="Normal"/>
+              <w:shd w:val="clear" w:color="auto" w:fill="FFFFFF"/>
+              <w:rPr>
+                <w:sz w:val="22"/>
+                <w:szCs w:val="22"/>
+                <w:lang w:eastAsia="ar-SA"/>
+              </w:rPr>
+            </w:pPr>
+            <w:r>
+              <w:rPr>
+                <w:sz w:val="22"/>
+                <w:szCs w:val="22"/>
+                <w:lang w:eastAsia="ar-SA"/>
+              </w:rPr>
+              <w:t xml:space="preserve"> </w:t>
+            </w:r>
+            <w:r>
+              <w:rPr>
+                <w:sz w:val="22"/>
+                <w:szCs w:val="22"/>
+                <w:lang w:eastAsia="ar-SA"/>
+              </w:rPr>
+              <w:t>ПАО СБЕРБАНК г. Красноярск</w:t>
+            </w:r>
+          </w:p>
+          <w:p>
+            <w:pPr>
+              <w:pStyle w:val="Normal"/>
+              <w:shd w:val="clear" w:color="auto" w:fill="FFFFFF"/>
+              <w:rPr>
+                <w:sz w:val="22"/>
+                <w:szCs w:val="22"/>
+                <w:lang w:eastAsia="ar-SA"/>
+              </w:rPr>
+            </w:pPr>
+            <w:r>
+              <w:rPr>
+                <w:sz w:val="22"/>
+                <w:szCs w:val="22"/>
+                <w:lang w:eastAsia="ar-SA"/>
+              </w:rPr>
+              <w:t>к/с 30101810800000000627</w:t>
+            </w:r>
+          </w:p>
+          <w:p>
+            <w:pPr>
+              <w:pStyle w:val="Normal"/>
+              <w:shd w:val="clear" w:color="auto" w:fill="FFFFFF"/>
+              <w:rPr>
+                <w:sz w:val="22"/>
+                <w:szCs w:val="22"/>
+                <w:lang w:eastAsia="ar-SA"/>
+              </w:rPr>
+            </w:pPr>
+            <w:r>
+              <w:rPr>
+                <w:sz w:val="22"/>
+                <w:szCs w:val="22"/>
                 <w:lang w:eastAsia="ar-SA"/>
               </w:rPr>
               <w:t>р/с 40702810331280011840</w:t>
@@ -1277,116 +1441,19 @@
           <w:p>
             <w:pPr>
               <w:pStyle w:val="Normal"/>
-              <w:shd w:val="clear" w:fill="FFFFFF"/>
-              <w:suppressAutoHyphens w:val="true"/>
-              <w:rPr>
-                <w:sz w:val="20"/>
-                <w:szCs w:val="20"/>
+              <w:rPr>
+                <w:sz w:val="22"/>
+                <w:szCs w:val="22"/>
                 <w:lang w:eastAsia="ar-SA"/>
               </w:rPr>
             </w:pPr>
             <w:r>
               <w:rPr>
-                <w:sz w:val="20"/>
-                <w:szCs w:val="20"/>
+                <w:sz w:val="22"/>
+                <w:szCs w:val="22"/>
                 <w:lang w:eastAsia="ar-SA"/>
               </w:rPr>
-              <w:t>КРАСНОЯРСКОЕ ОТДЕЛЕНИЕ №8646</w:t>
-            </w:r>
-          </w:p>
-          <w:p>
-            <w:pPr>
-              <w:pStyle w:val="Normal"/>
-              <w:shd w:val="clear" w:fill="FFFFFF"/>
-              <w:suppressAutoHyphens w:val="true"/>
-              <w:rPr>
-                <w:sz w:val="20"/>
-                <w:szCs w:val="20"/>
-                <w:lang w:eastAsia="ar-SA"/>
-              </w:rPr>
-            </w:pPr>
-            <w:r>
-              <w:rPr>
-                <w:sz w:val="20"/>
-                <w:szCs w:val="20"/>
-                <w:lang w:eastAsia="ar-SA"/>
-              </w:rPr>
-              <w:t xml:space="preserve"> </w:t>
-            </w:r>
-            <w:r>
-              <w:rPr>
-                <w:sz w:val="20"/>
-                <w:szCs w:val="20"/>
-                <w:lang w:eastAsia="ar-SA"/>
-              </w:rPr>
-              <w:t>ПАО СБЕРБАНК г. Красноярск</w:t>
-            </w:r>
-          </w:p>
-          <w:p>
-            <w:pPr>
-              <w:pStyle w:val="Normal"/>
-              <w:shd w:val="clear" w:fill="FFFFFF"/>
-              <w:suppressAutoHyphens w:val="true"/>
-              <w:rPr>
-                <w:sz w:val="20"/>
-                <w:szCs w:val="20"/>
-                <w:lang w:eastAsia="ar-SA"/>
-              </w:rPr>
-            </w:pPr>
-            <w:r>
-              <w:rPr>
-                <w:sz w:val="20"/>
-                <w:szCs w:val="20"/>
-                <w:lang w:eastAsia="ar-SA"/>
-              </w:rPr>
-              <w:t>к/с 30101810800000000627</w:t>
-            </w:r>
-          </w:p>
-          <w:p>
-            <w:pPr>
-              <w:pStyle w:val="Normal"/>
-              <w:rPr>
-                <w:sz w:val="22"/>
-                <w:szCs w:val="22"/>
-              </w:rPr>
-            </w:pPr>
-            <w:r>
-              <w:rPr>
-                <w:sz w:val="20"/>
-                <w:szCs w:val="20"/>
-                <w:lang w:eastAsia="ar-SA"/>
-              </w:rPr>
               <w:t>БИК 040407627</w:t>
-            </w:r>
-          </w:p>
-          <w:p>
-            <w:pPr>
-              <w:pStyle w:val="Normal"/>
-              <w:rPr>
-                <w:sz w:val="22"/>
-                <w:szCs w:val="22"/>
-              </w:rPr>
-            </w:pPr>
-            <w:r>
-              <w:rPr>
-                <w:sz w:val="22"/>
-                <w:szCs w:val="22"/>
-              </w:rPr>
-            </w:r>
-          </w:p>
-          <w:p>
-            <w:pPr>
-              <w:pStyle w:val="Normal"/>
-              <w:rPr>
-                <w:sz w:val="22"/>
-                <w:szCs w:val="22"/>
-              </w:rPr>
-            </w:pPr>
-            <w:r>
-              <w:rPr>
-                <w:sz w:val="22"/>
-                <w:szCs w:val="22"/>
-              </w:rPr>
             </w:r>
           </w:p>
           <w:p>
@@ -1446,19 +1513,20 @@
                 <w:bottom w:w="0" w:type="dxa"/>
                 <w:right w:w="0" w:type="dxa"/>
               </w:tblCellMar>
+              <w:tblLook w:noHBand="0" w:noVBand="1" w:firstColumn="1" w:lastRow="0" w:lastColumn="0" w:firstRow="1" w:val="04a0"/>
             </w:tblPr>
             <w:tblGrid>
-              <w:gridCol w:w="735"/>
+              <w:gridCol w:w="734"/>
               <w:gridCol w:w="976"/>
               <w:gridCol w:w="771"/>
               <w:gridCol w:w="1382"/>
-              <w:gridCol w:w="1102"/>
+              <w:gridCol w:w="1103"/>
             </w:tblGrid>
             <w:tr>
               <w:trPr/>
               <w:tc>
                 <w:tcPr>
-                  <w:tcW w:w="735" w:type="dxa"/>
+                  <w:tcW w:w="734" w:type="dxa"/>
                   <w:tcBorders/>
                 </w:tcPr>
                 <w:p>
@@ -1480,7 +1548,7 @@
               </w:tc>
               <w:tc>
                 <w:tcPr>
-                  <w:tcW w:w="4231" w:type="dxa"/>
+                  <w:tcW w:w="4232" w:type="dxa"/>
                   <w:gridSpan w:val="4"/>
                   <w:tcBorders/>
                 </w:tcPr>
@@ -1506,7 +1574,7 @@
               <w:trPr/>
               <w:tc>
                 <w:tcPr>
-                  <w:tcW w:w="1711" w:type="dxa"/>
+                  <w:tcW w:w="1710" w:type="dxa"/>
                   <w:gridSpan w:val="2"/>
                   <w:tcBorders/>
                 </w:tcPr>
@@ -1529,7 +1597,7 @@
               </w:tc>
               <w:tc>
                 <w:tcPr>
-                  <w:tcW w:w="3255" w:type="dxa"/>
+                  <w:tcW w:w="3256" w:type="dxa"/>
                   <w:gridSpan w:val="3"/>
                   <w:tcBorders/>
                 </w:tcPr>
@@ -1557,15 +1625,14 @@
               </w:trPr>
               <w:tc>
                 <w:tcPr>
-                  <w:tcW w:w="2482" w:type="dxa"/>
+                  <w:tcW w:w="2481" w:type="dxa"/>
                   <w:gridSpan w:val="3"/>
                   <w:tcBorders/>
                 </w:tcPr>
                 <w:p>
                   <w:pPr>
                     <w:pStyle w:val="Normal"/>
-                    <w:shd w:val="clear" w:fill="FFFFFF"/>
-                    <w:ind w:hanging="0" w:left="0" w:right="0"/>
+                    <w:shd w:val="clear" w:color="auto" w:fill="FFFFFF"/>
                     <w:rPr>
                       <w:rFonts w:eastAsia="Batang;바탕"/>
                       <w:sz w:val="22"/>
@@ -1584,7 +1651,7 @@
               </w:tc>
               <w:tc>
                 <w:tcPr>
-                  <w:tcW w:w="2484" w:type="dxa"/>
+                  <w:tcW w:w="2485" w:type="dxa"/>
                   <w:gridSpan w:val="2"/>
                   <w:tcBorders/>
                 </w:tcPr>
@@ -1612,8 +1679,7 @@
                 <w:p>
                   <w:pPr>
                     <w:pStyle w:val="Normal"/>
-                    <w:shd w:val="clear" w:fill="FFFFFF"/>
-                    <w:ind w:hanging="0" w:left="0" w:right="0"/>
+                    <w:shd w:val="clear" w:color="auto" w:fill="FFFFFF"/>
                     <w:rPr>
                       <w:rFonts w:eastAsia="Batang;바탕"/>
                       <w:sz w:val="22"/>
@@ -1635,7 +1701,7 @@
               <w:trPr/>
               <w:tc>
                 <w:tcPr>
-                  <w:tcW w:w="3864" w:type="dxa"/>
+                  <w:tcW w:w="3863" w:type="dxa"/>
                   <w:gridSpan w:val="4"/>
                   <w:tcBorders/>
                 </w:tcPr>
@@ -1658,7 +1724,7 @@
               </w:tc>
               <w:tc>
                 <w:tcPr>
-                  <w:tcW w:w="1102" w:type="dxa"/>
+                  <w:tcW w:w="1103" w:type="dxa"/>
                   <w:tcBorders/>
                 </w:tcPr>
                 <w:p>
@@ -1721,11 +1787,7 @@
                     </w:rPr>
                   </w:pPr>
                   <w:r>
-                    <w:rPr>
-                      <w:sz w:val="22"/>
-                      <w:szCs w:val="22"/>
-                    </w:rPr>
-                    <w:t>${DOCUMENT_AUTHORITY}</w:t>
+                    <w:rPr/>
                   </w:r>
                 </w:p>
               </w:tc>
@@ -1734,8 +1796,7 @@
           <w:p>
             <w:pPr>
               <w:pStyle w:val="Normal"/>
-              <w:shd w:val="clear" w:fill="FFFFFF"/>
-              <w:ind w:hanging="0" w:left="0" w:right="0"/>
+              <w:shd w:val="clear" w:color="auto" w:fill="FFFFFF"/>
               <w:rPr/>
             </w:pPr>
             <w:r>
@@ -1745,8 +1806,7 @@
           <w:p>
             <w:pPr>
               <w:pStyle w:val="Normal"/>
-              <w:shd w:val="clear" w:fill="FFFFFF"/>
-              <w:ind w:hanging="0" w:left="0" w:right="0"/>
+              <w:shd w:val="clear" w:color="auto" w:fill="FFFFFF"/>
               <w:rPr/>
             </w:pPr>
             <w:r>
@@ -1756,8 +1816,7 @@
           <w:p>
             <w:pPr>
               <w:pStyle w:val="Normal"/>
-              <w:shd w:val="clear" w:fill="FFFFFF"/>
-              <w:ind w:hanging="0" w:left="0" w:right="0"/>
+              <w:shd w:val="clear" w:color="auto" w:fill="FFFFFF"/>
               <w:rPr/>
             </w:pPr>
             <w:r>
@@ -1922,6 +1981,8 @@
         </w:rPr>
         <w:t>М.П.</w:t>
       </w:r>
+      <w:bookmarkStart w:id="3" w:name="_GoBack"/>
+      <w:bookmarkEnd w:id="3"/>
     </w:p>
     <w:sectPr>
       <w:footerReference w:type="even" r:id="rId2"/>
@@ -1963,10 +2024,12 @@
     </w:pPr>
     <w:r>
       <w:rPr/>
+    </w:r>
+    <w:r>
       <mc:AlternateContent>
         <mc:Choice Requires="wps">
           <w:drawing>
-            <wp:anchor distT="0" distB="0" distL="0" distR="0" simplePos="0" relativeHeight="4" behindDoc="1" locked="0" layoutInCell="0" allowOverlap="1">
+            <wp:anchor distT="0" distB="0" distL="0" distR="0" simplePos="0" relativeHeight="3" behindDoc="0" locked="0" layoutInCell="0" allowOverlap="1">
               <wp:simplePos x="0" y="0"/>
               <wp:positionH relativeFrom="margin">
                 <wp:align>right</wp:align>
@@ -1981,26 +2044,19 @@
               <a:graphic xmlns:a="http://schemas.openxmlformats.org/drawingml/2006/main">
                 <a:graphicData uri="http://schemas.microsoft.com/office/word/2010/wordprocessingShape">
                   <wps:wsp>
-                    <wps:cNvSpPr/>
+                    <wps:cNvSpPr txBox="1"/>
                     <wps:spPr>
                       <a:xfrm>
                         <a:off x="0" y="0"/>
-                        <a:ext cx="76320" cy="174600"/>
+                        <a:ext cx="76200" cy="174625"/>
                       </a:xfrm>
-                      <a:prstGeom prst="rect">
-                        <a:avLst/>
-                      </a:prstGeom>
-                      <a:noFill/>
-                      <a:ln w="0">
-                        <a:noFill/>
-                      </a:ln>
+                      <a:prstGeom prst="rect"/>
+                      <a:solidFill>
+                        <a:srgbClr val="FFFFFF">
+                          <a:alpha val="0"/>
+                        </a:srgbClr>
+                      </a:solidFill>
                     </wps:spPr>
-                    <wps:style>
-                      <a:lnRef idx="0"/>
-                      <a:fillRef idx="0"/>
-                      <a:effectRef idx="0"/>
-                      <a:fontRef idx="minor"/>
-                    </wps:style>
                     <wps:txbx>
                       <w:txbxContent>
                         <w:p>
@@ -2046,7 +2102,7 @@
                         </w:p>
                       </w:txbxContent>
                     </wps:txbx>
-                    <wps:bodyPr lIns="720" tIns="720" rIns="720" bIns="720" anchor="t">
+                    <wps:bodyPr anchor="t" lIns="635" tIns="635" rIns="635" bIns="635">
                       <a:noAutofit/>
                     </wps:bodyPr>
                   </wps:wsp>
@@ -2057,10 +2113,8 @@
         </mc:Choice>
         <mc:Fallback>
           <w:pict>
-            <v:rect id="shape_0" stroked="f" o:allowincell="f" style="position:absolute;margin-left:517.25pt;margin-top:0.05pt;width:5.95pt;height:13.7pt;mso-wrap-style:square;v-text-anchor:top;mso-position-horizontal:right;mso-position-horizontal-relative:margin">
-              <v:fill o:detectmouseclick="t" on="false"/>
-              <v:stroke color="#3465a4" joinstyle="round" endcap="flat"/>
-              <v:textbox>
+            <v:rect stroked="f" strokeweight="0pt" style="position:absolute;rotation:-0;width:6pt;height:13.75pt;mso-wrap-distance-left:0pt;mso-wrap-distance-right:0pt;mso-wrap-distance-top:0pt;mso-wrap-distance-bottom:0pt;margin-top:0.05pt;mso-position-vertical-relative:text;margin-left:517.3pt;mso-position-horizontal:right;mso-position-horizontal-relative:margin">
+              <v:textbox inset="0.000694444444444445in,0.000694444444444445in,0.000694444444444445in,0.000694444444444445in">
                 <w:txbxContent>
                   <w:p>
                     <w:pPr>
@@ -2125,10 +2179,12 @@
     </w:pPr>
     <w:r>
       <w:rPr/>
+    </w:r>
+    <w:r>
       <mc:AlternateContent>
         <mc:Choice Requires="wps">
           <w:drawing>
-            <wp:anchor distT="0" distB="0" distL="0" distR="0" simplePos="0" relativeHeight="4" behindDoc="1" locked="0" layoutInCell="0" allowOverlap="1">
+            <wp:anchor distT="0" distB="0" distL="0" distR="0" simplePos="0" relativeHeight="3" behindDoc="0" locked="0" layoutInCell="0" allowOverlap="1">
               <wp:simplePos x="0" y="0"/>
               <wp:positionH relativeFrom="margin">
                 <wp:align>right</wp:align>
@@ -2143,26 +2199,19 @@
               <a:graphic xmlns:a="http://schemas.openxmlformats.org/drawingml/2006/main">
                 <a:graphicData uri="http://schemas.microsoft.com/office/word/2010/wordprocessingShape">
                   <wps:wsp>
-                    <wps:cNvSpPr/>
+                    <wps:cNvSpPr txBox="1"/>
                     <wps:spPr>
                       <a:xfrm>
                         <a:off x="0" y="0"/>
-                        <a:ext cx="76320" cy="174600"/>
+                        <a:ext cx="76200" cy="174625"/>
                       </a:xfrm>
-                      <a:prstGeom prst="rect">
-                        <a:avLst/>
-                      </a:prstGeom>
-                      <a:noFill/>
-                      <a:ln w="0">
-                        <a:noFill/>
-                      </a:ln>
+                      <a:prstGeom prst="rect"/>
+                      <a:solidFill>
+                        <a:srgbClr val="FFFFFF">
+                          <a:alpha val="0"/>
+                        </a:srgbClr>
+                      </a:solidFill>
                     </wps:spPr>
-                    <wps:style>
-                      <a:lnRef idx="0"/>
-                      <a:fillRef idx="0"/>
-                      <a:effectRef idx="0"/>
-                      <a:fontRef idx="minor"/>
-                    </wps:style>
                     <wps:txbx>
                       <w:txbxContent>
                         <w:p>
@@ -2208,7 +2257,7 @@
                         </w:p>
                       </w:txbxContent>
                     </wps:txbx>
-                    <wps:bodyPr lIns="720" tIns="720" rIns="720" bIns="720" anchor="t">
+                    <wps:bodyPr anchor="t" lIns="635" tIns="635" rIns="635" bIns="635">
                       <a:noAutofit/>
                     </wps:bodyPr>
                   </wps:wsp>
@@ -2219,10 +2268,8 @@
         </mc:Choice>
         <mc:Fallback>
           <w:pict>
-            <v:rect id="shape_0" stroked="f" o:allowincell="f" style="position:absolute;margin-left:517.25pt;margin-top:0.05pt;width:5.95pt;height:13.7pt;mso-wrap-style:square;v-text-anchor:top;mso-position-horizontal:right;mso-position-horizontal-relative:margin">
-              <v:fill o:detectmouseclick="t" on="false"/>
-              <v:stroke color="#3465a4" joinstyle="round" endcap="flat"/>
-              <v:textbox>
+            <v:rect stroked="f" strokeweight="0pt" style="position:absolute;rotation:-0;width:6pt;height:13.75pt;mso-wrap-distance-left:0pt;mso-wrap-distance-right:0pt;mso-wrap-distance-top:0pt;mso-wrap-distance-bottom:0pt;margin-top:0.05pt;mso-position-vertical-relative:text;margin-left:517.3pt;mso-position-horizontal:right;mso-position-horizontal-relative:margin">
+              <v:textbox inset="0.000694444444444445in,0.000694444444444445in,0.000694444444444445in,0.000694444444444445in">
                 <w:txbxContent>
                   <w:p>
                     <w:pPr>
@@ -2283,9 +2330,7 @@
     <w:rPrDefault>
       <w:rPr>
         <w:rFonts w:ascii="Liberation Serif" w:hAnsi="Liberation Serif" w:eastAsia="Noto Serif CJK SC" w:cs="Noto Sans Devanagari"/>
-        <w:sz w:val="24"/>
-        <w:szCs w:val="24"/>
-        <w:lang w:val="en-US" w:eastAsia="zh-CN" w:bidi="hi-IN"/>
+        <w:lang w:val="ru-RU" w:eastAsia="ru-RU" w:bidi="ar-SA"/>
       </w:rPr>
     </w:rPrDefault>
     <w:pPrDefault>
@@ -2294,7 +2339,380 @@
       </w:pPr>
     </w:pPrDefault>
   </w:docDefaults>
-  <w:style w:type="paragraph" w:styleId="Normal">
+  <w:latentStyles w:defLockedState="0" w:defUIPriority="99" w:defSemiHidden="0" w:defUnhideWhenUsed="0" w:defQFormat="0" w:count="371">
+    <w:lsdException w:name="Normal" w:uiPriority="0" w:qFormat="1"/>
+    <w:lsdException w:name="heading 1" w:uiPriority="9" w:qFormat="1"/>
+    <w:lsdException w:name="heading 2" w:uiPriority="9" w:semiHidden="1" w:unhideWhenUsed="1" w:qFormat="1"/>
+    <w:lsdException w:name="heading 3" w:uiPriority="9" w:semiHidden="1" w:unhideWhenUsed="1" w:qFormat="1"/>
+    <w:lsdException w:name="heading 4" w:uiPriority="9" w:semiHidden="1" w:unhideWhenUsed="1" w:qFormat="1"/>
+    <w:lsdException w:name="heading 5" w:uiPriority="9" w:semiHidden="1" w:unhideWhenUsed="1" w:qFormat="1"/>
+    <w:lsdException w:name="heading 6" w:uiPriority="9" w:semiHidden="1" w:unhideWhenUsed="1" w:qFormat="1"/>
+    <w:lsdException w:name="heading 7" w:uiPriority="9" w:semiHidden="1" w:unhideWhenUsed="1" w:qFormat="1"/>
+    <w:lsdException w:name="heading 8" w:uiPriority="9" w:semiHidden="1" w:unhideWhenUsed="1" w:qFormat="1"/>
+    <w:lsdException w:name="heading 9" w:uiPriority="9" w:semiHidden="1" w:unhideWhenUsed="1" w:qFormat="1"/>
+    <w:lsdException w:name="index 1" w:semiHidden="1" w:unhideWhenUsed="1"/>
+    <w:lsdException w:name="index 2" w:semiHidden="1" w:unhideWhenUsed="1"/>
+    <w:lsdException w:name="index 3" w:semiHidden="1" w:unhideWhenUsed="1"/>
+    <w:lsdException w:name="index 4" w:semiHidden="1" w:unhideWhenUsed="1"/>
+    <w:lsdException w:name="index 5" w:semiHidden="1" w:unhideWhenUsed="1"/>
+    <w:lsdException w:name="index 6" w:semiHidden="1" w:unhideWhenUsed="1"/>
+    <w:lsdException w:name="index 7" w:semiHidden="1" w:unhideWhenUsed="1"/>
+    <w:lsdException w:name="index 8" w:semiHidden="1" w:unhideWhenUsed="1"/>
+    <w:lsdException w:name="index 9" w:semiHidden="1" w:unhideWhenUsed="1"/>
+    <w:lsdException w:name="toc 1" w:uiPriority="39" w:semiHidden="1" w:unhideWhenUsed="1"/>
+    <w:lsdException w:name="toc 2" w:uiPriority="39" w:semiHidden="1" w:unhideWhenUsed="1"/>
+    <w:lsdException w:name="toc 3" w:uiPriority="39" w:semiHidden="1" w:unhideWhenUsed="1"/>
+    <w:lsdException w:name="toc 4" w:uiPriority="39" w:semiHidden="1" w:unhideWhenUsed="1"/>
+    <w:lsdException w:name="toc 5" w:uiPriority="39" w:semiHidden="1" w:unhideWhenUsed="1"/>
+    <w:lsdException w:name="toc 6" w:uiPriority="39" w:semiHidden="1" w:unhideWhenUsed="1"/>
+    <w:lsdException w:name="toc 7" w:uiPriority="39" w:semiHidden="1" w:unhideWhenUsed="1"/>
+    <w:lsdException w:name="toc 8" w:uiPriority="39" w:semiHidden="1" w:unhideWhenUsed="1"/>
+    <w:lsdException w:name="toc 9" w:uiPriority="39" w:semiHidden="1" w:unhideWhenUsed="1"/>
+    <w:lsdException w:name="Normal Indent" w:semiHidden="1" w:unhideWhenUsed="1"/>
+    <w:lsdException w:name="footnote text" w:semiHidden="1" w:unhideWhenUsed="1"/>
+    <w:lsdException w:name="annotation text" w:semiHidden="1" w:unhideWhenUsed="1"/>
+    <w:lsdException w:name="header" w:semiHidden="1" w:unhideWhenUsed="1"/>
+    <w:lsdException w:name="footer" w:semiHidden="1" w:unhideWhenUsed="1"/>
+    <w:lsdException w:name="index heading" w:semiHidden="1" w:unhideWhenUsed="1"/>
+    <w:lsdException w:name="caption" w:uiPriority="35" w:semiHidden="1" w:unhideWhenUsed="1" w:qFormat="1"/>
+    <w:lsdException w:name="table of figures" w:semiHidden="1" w:unhideWhenUsed="1"/>
+    <w:lsdException w:name="envelope address" w:semiHidden="1" w:unhideWhenUsed="1"/>
+    <w:lsdException w:name="envelope return" w:semiHidden="1" w:unhideWhenUsed="1"/>
+    <w:lsdException w:name="footnote reference" w:semiHidden="1" w:unhideWhenUsed="1"/>
+    <w:lsdException w:name="annotation reference" w:semiHidden="1" w:unhideWhenUsed="1"/>
+    <w:lsdException w:name="line number" w:semiHidden="1" w:unhideWhenUsed="1"/>
+    <w:lsdException w:name="page number" w:semiHidden="1" w:unhideWhenUsed="1"/>
+    <w:lsdException w:name="endnote reference" w:semiHidden="1" w:unhideWhenUsed="1"/>
+    <w:lsdException w:name="endnote text" w:semiHidden="1" w:unhideWhenUsed="1"/>
+    <w:lsdException w:name="table of authorities" w:semiHidden="1" w:unhideWhenUsed="1"/>
+    <w:lsdException w:name="macro" w:semiHidden="1" w:unhideWhenUsed="1"/>
+    <w:lsdException w:name="toa heading" w:semiHidden="1" w:unhideWhenUsed="1"/>
+    <w:lsdException w:name="List" w:semiHidden="1" w:unhideWhenUsed="1"/>
+    <w:lsdException w:name="List Bullet" w:semiHidden="1" w:unhideWhenUsed="1"/>
+    <w:lsdException w:name="List Number" w:semiHidden="1" w:unhideWhenUsed="1"/>
+    <w:lsdException w:name="List 2" w:semiHidden="1" w:unhideWhenUsed="1"/>
+    <w:lsdException w:name="List 3" w:semiHidden="1" w:unhideWhenUsed="1"/>
+    <w:lsdException w:name="List 4" w:semiHidden="1" w:unhideWhenUsed="1"/>
+    <w:lsdException w:name="List 5" w:semiHidden="1" w:unhideWhenUsed="1"/>
+    <w:lsdException w:name="List Bullet 2" w:semiHidden="1" w:unhideWhenUsed="1"/>
+    <w:lsdException w:name="List Bullet 3" w:semiHidden="1" w:unhideWhenUsed="1"/>
+    <w:lsdException w:name="List Bullet 4" w:semiHidden="1" w:unhideWhenUsed="1"/>
+    <w:lsdException w:name="List Bullet 5" w:semiHidden="1" w:unhideWhenUsed="1"/>
+    <w:lsdException w:name="List Number 2" w:semiHidden="1" w:unhideWhenUsed="1"/>
+    <w:lsdException w:name="List Number 3" w:semiHidden="1" w:unhideWhenUsed="1"/>
+    <w:lsdException w:name="List Number 4" w:semiHidden="1" w:unhideWhenUsed="1"/>
+    <w:lsdException w:name="List Number 5" w:semiHidden="1" w:unhideWhenUsed="1"/>
+    <w:lsdException w:name="Title" w:uiPriority="10" w:qFormat="1"/>
+    <w:lsdException w:name="Closing" w:semiHidden="1" w:unhideWhenUsed="1"/>
+    <w:lsdException w:name="Signature" w:semiHidden="1" w:unhideWhenUsed="1"/>
+    <w:lsdException w:name="Default Paragraph Font" w:uiPriority="1" w:semiHidden="1" w:unhideWhenUsed="1"/>
+    <w:lsdException w:name="Body Text" w:semiHidden="1" w:unhideWhenUsed="1"/>
+    <w:lsdException w:name="Body Text Indent" w:semiHidden="1" w:unhideWhenUsed="1"/>
+    <w:lsdException w:name="List Continue" w:semiHidden="1" w:unhideWhenUsed="1"/>
+    <w:lsdException w:name="List Continue 2" w:semiHidden="1" w:unhideWhenUsed="1"/>
+    <w:lsdException w:name="List Continue 3" w:semiHidden="1" w:unhideWhenUsed="1"/>
+    <w:lsdException w:name="List Continue 4" w:semiHidden="1" w:unhideWhenUsed="1"/>
+    <w:lsdException w:name="List Continue 5" w:semiHidden="1" w:unhideWhenUsed="1"/>
+    <w:lsdException w:name="Message Header" w:semiHidden="1" w:unhideWhenUsed="1"/>
+    <w:lsdException w:name="Subtitle" w:uiPriority="11" w:qFormat="1"/>
+    <w:lsdException w:name="Salutation" w:semiHidden="1" w:unhideWhenUsed="1"/>
+    <w:lsdException w:name="Date" w:semiHidden="1" w:unhideWhenUsed="1"/>
+    <w:lsdException w:name="Body Text First Indent" w:semiHidden="1" w:unhideWhenUsed="1"/>
+    <w:lsdException w:name="Body Text First Indent 2" w:semiHidden="1" w:unhideWhenUsed="1"/>
+    <w:lsdException w:name="Note Heading" w:semiHidden="1" w:unhideWhenUsed="1"/>
+    <w:lsdException w:name="Body Text 2" w:semiHidden="1" w:unhideWhenUsed="1"/>
+    <w:lsdException w:name="Body Text 3" w:semiHidden="1" w:unhideWhenUsed="1"/>
+    <w:lsdException w:name="Body Text Indent 2" w:semiHidden="1" w:unhideWhenUsed="1"/>
+    <w:lsdException w:name="Body Text Indent 3" w:semiHidden="1" w:unhideWhenUsed="1"/>
+    <w:lsdException w:name="Block Text" w:semiHidden="1" w:unhideWhenUsed="1"/>
+    <w:lsdException w:name="Hyperlink" w:semiHidden="1" w:unhideWhenUsed="1"/>
+    <w:lsdException w:name="FollowedHyperlink" w:semiHidden="1" w:unhideWhenUsed="1"/>
+    <w:lsdException w:name="Strong" w:uiPriority="22" w:qFormat="1"/>
+    <w:lsdException w:name="Emphasis" w:uiPriority="20" w:qFormat="1"/>
+    <w:lsdException w:name="Document Map" w:semiHidden="1" w:unhideWhenUsed="1"/>
+    <w:lsdException w:name="Plain Text" w:semiHidden="1" w:unhideWhenUsed="1"/>
+    <w:lsdException w:name="E-mail Signature" w:semiHidden="1" w:unhideWhenUsed="1"/>
+    <w:lsdException w:name="HTML Top of Form" w:semiHidden="1" w:unhideWhenUsed="1"/>
+    <w:lsdException w:name="HTML Bottom of Form" w:semiHidden="1" w:unhideWhenUsed="1"/>
+    <w:lsdException w:name="Normal (Web)" w:semiHidden="1" w:unhideWhenUsed="1"/>
+    <w:lsdException w:name="HTML Acronym" w:semiHidden="1" w:unhideWhenUsed="1"/>
+    <w:lsdException w:name="HTML Address" w:semiHidden="1" w:unhideWhenUsed="1"/>
+    <w:lsdException w:name="HTML Cite" w:semiHidden="1" w:unhideWhenUsed="1"/>
+    <w:lsdException w:name="HTML Code" w:semiHidden="1" w:unhideWhenUsed="1"/>
+    <w:lsdException w:name="HTML Definition" w:semiHidden="1" w:unhideWhenUsed="1"/>
+    <w:lsdException w:name="HTML Keyboard" w:semiHidden="1" w:unhideWhenUsed="1"/>
+    <w:lsdException w:name="HTML Preformatted" w:semiHidden="1" w:unhideWhenUsed="1"/>
+    <w:lsdException w:name="HTML Sample" w:semiHidden="1" w:unhideWhenUsed="1"/>
+    <w:lsdException w:name="HTML Typewriter" w:semiHidden="1" w:unhideWhenUsed="1"/>
+    <w:lsdException w:name="HTML Variable" w:semiHidden="1" w:unhideWhenUsed="1"/>
+    <w:lsdException w:name="Normal Table" w:semiHidden="1" w:unhideWhenUsed="1"/>
+    <w:lsdException w:name="annotation subject" w:semiHidden="1" w:unhideWhenUsed="1"/>
+    <w:lsdException w:name="No List" w:semiHidden="1" w:unhideWhenUsed="1"/>
+    <w:lsdException w:name="Outline List 1" w:semiHidden="1" w:unhideWhenUsed="1"/>
+    <w:lsdException w:name="Outline List 2" w:semiHidden="1" w:unhideWhenUsed="1"/>
+    <w:lsdException w:name="Outline List 3" w:semiHidden="1" w:unhideWhenUsed="1"/>
+    <w:lsdException w:name="Table Simple 1" w:semiHidden="1" w:unhideWhenUsed="1"/>
+    <w:lsdException w:name="Table Simple 2" w:semiHidden="1" w:unhideWhenUsed="1"/>
+    <w:lsdException w:name="Table Simple 3" w:semiHidden="1" w:unhideWhenUsed="1"/>
+    <w:lsdException w:name="Table Classic 1" w:semiHidden="1" w:unhideWhenUsed="1"/>
+    <w:lsdException w:name="Table Classic 2" w:semiHidden="1" w:unhideWhenUsed="1"/>
+    <w:lsdException w:name="Table Classic 3" w:semiHidden="1" w:unhideWhenUsed="1"/>
+    <w:lsdException w:name="Table Classic 4" w:semiHidden="1" w:unhideWhenUsed="1"/>
+    <w:lsdException w:name="Table Colorful 1" w:semiHidden="1" w:unhideWhenUsed="1"/>
+    <w:lsdException w:name="Table Colorful 2" w:semiHidden="1" w:unhideWhenUsed="1"/>
+    <w:lsdException w:name="Table Colorful 3" w:semiHidden="1" w:unhideWhenUsed="1"/>
+    <w:lsdException w:name="Table Columns 1" w:semiHidden="1" w:unhideWhenUsed="1"/>
+    <w:lsdException w:name="Table Columns 2" w:semiHidden="1" w:unhideWhenUsed="1"/>
+    <w:lsdException w:name="Table Columns 3" w:semiHidden="1" w:unhideWhenUsed="1"/>
+    <w:lsdException w:name="Table Columns 4" w:semiHidden="1" w:unhideWhenUsed="1"/>
+    <w:lsdException w:name="Table Columns 5" w:semiHidden="1" w:unhideWhenUsed="1"/>
+    <w:lsdException w:name="Table Grid 1" w:semiHidden="1" w:unhideWhenUsed="1"/>
+    <w:lsdException w:name="Table Grid 2" w:semiHidden="1" w:unhideWhenUsed="1"/>
+    <w:lsdException w:name="Table Grid 3" w:semiHidden="1" w:unhideWhenUsed="1"/>
+    <w:lsdException w:name="Table Grid 4" w:semiHidden="1" w:unhideWhenUsed="1"/>
+    <w:lsdException w:name="Table Grid 5" w:semiHidden="1" w:unhideWhenUsed="1"/>
+    <w:lsdException w:name="Table Grid 6" w:semiHidden="1" w:unhideWhenUsed="1"/>
+    <w:lsdException w:name="Table Grid 7" w:semiHidden="1" w:unhideWhenUsed="1"/>
+    <w:lsdException w:name="Table Grid 8" w:semiHidden="1" w:unhideWhenUsed="1"/>
+    <w:lsdException w:name="Table List 1" w:semiHidden="1" w:unhideWhenUsed="1"/>
+    <w:lsdException w:name="Table List 2" w:semiHidden="1" w:unhideWhenUsed="1"/>
+    <w:lsdException w:name="Table List 3" w:semiHidden="1" w:unhideWhenUsed="1"/>
+    <w:lsdException w:name="Table List 4" w:semiHidden="1" w:unhideWhenUsed="1"/>
+    <w:lsdException w:name="Table List 5" w:semiHidden="1" w:unhideWhenUsed="1"/>
+    <w:lsdException w:name="Table List 6" w:semiHidden="1" w:unhideWhenUsed="1"/>
+    <w:lsdException w:name="Table List 7" w:semiHidden="1" w:unhideWhenUsed="1"/>
+    <w:lsdException w:name="Table List 8" w:semiHidden="1" w:unhideWhenUsed="1"/>
+    <w:lsdException w:name="Table 3D effects 1" w:semiHidden="1" w:unhideWhenUsed="1"/>
+    <w:lsdException w:name="Table 3D effects 2" w:semiHidden="1" w:unhideWhenUsed="1"/>
+    <w:lsdException w:name="Table 3D effects 3" w:semiHidden="1" w:unhideWhenUsed="1"/>
+    <w:lsdException w:name="Table Contemporary" w:semiHidden="1" w:unhideWhenUsed="1"/>
+    <w:lsdException w:name="Table Elegant" w:semiHidden="1" w:unhideWhenUsed="1"/>
+    <w:lsdException w:name="Table Professional" w:semiHidden="1" w:unhideWhenUsed="1"/>
+    <w:lsdException w:name="Table Subtle 1" w:semiHidden="1" w:unhideWhenUsed="1"/>
+    <w:lsdException w:name="Table Subtle 2" w:semiHidden="1" w:unhideWhenUsed="1"/>
+    <w:lsdException w:name="Table Web 1" w:semiHidden="1" w:unhideWhenUsed="1"/>
+    <w:lsdException w:name="Table Web 2" w:semiHidden="1" w:unhideWhenUsed="1"/>
+    <w:lsdException w:name="Table Web 3" w:semiHidden="1" w:unhideWhenUsed="1"/>
+    <w:lsdException w:name="Balloon Text" w:semiHidden="1" w:unhideWhenUsed="1"/>
+    <w:lsdException w:name="Table Grid" w:uiPriority="39"/>
+    <w:lsdException w:name="Table Theme" w:semiHidden="1" w:unhideWhenUsed="1"/>
+    <w:lsdException w:name="Placeholder Text" w:semiHidden="1"/>
+    <w:lsdException w:name="No Spacing" w:uiPriority="1" w:qFormat="1"/>
+    <w:lsdException w:name="Light Shading" w:uiPriority="60"/>
+    <w:lsdException w:name="Light List" w:uiPriority="61"/>
+    <w:lsdException w:name="Light Grid" w:uiPriority="62"/>
+    <w:lsdException w:name="Medium Shading 1" w:uiPriority="63"/>
+    <w:lsdException w:name="Medium Shading 2" w:uiPriority="64"/>
+    <w:lsdException w:name="Medium List 1" w:uiPriority="65"/>
+    <w:lsdException w:name="Medium List 2" w:uiPriority="66"/>
+    <w:lsdException w:name="Medium Grid 1" w:uiPriority="67"/>
+    <w:lsdException w:name="Medium Grid 2" w:uiPriority="68"/>
+    <w:lsdException w:name="Medium Grid 3" w:uiPriority="69"/>
+    <w:lsdException w:name="Dark List" w:uiPriority="70"/>
+    <w:lsdException w:name="Colorful Shading" w:uiPriority="71"/>
+    <w:lsdException w:name="Colorful List" w:uiPriority="72"/>
+    <w:lsdException w:name="Colorful Grid" w:uiPriority="73"/>
+    <w:lsdException w:name="Light Shading Accent 1" w:uiPriority="60"/>
+    <w:lsdException w:name="Light List Accent 1" w:uiPriority="61"/>
+    <w:lsdException w:name="Light Grid Accent 1" w:uiPriority="62"/>
+    <w:lsdException w:name="Medium Shading 1 Accent 1" w:uiPriority="63"/>
+    <w:lsdException w:name="Medium Shading 2 Accent 1" w:uiPriority="64"/>
+    <w:lsdException w:name="Medium List 1 Accent 1" w:uiPriority="65"/>
+    <w:lsdException w:name="Revision" w:semiHidden="1"/>
+    <w:lsdException w:name="List Paragraph" w:uiPriority="34" w:qFormat="1"/>
+    <w:lsdException w:name="Quote" w:uiPriority="29" w:qFormat="1"/>
+    <w:lsdException w:name="Intense Quote" w:uiPriority="30" w:qFormat="1"/>
+    <w:lsdException w:name="Medium List 2 Accent 1" w:uiPriority="66"/>
+    <w:lsdException w:name="Medium Grid 1 Accent 1" w:uiPriority="67"/>
+    <w:lsdException w:name="Medium Grid 2 Accent 1" w:uiPriority="68"/>
+    <w:lsdException w:name="Medium Grid 3 Accent 1" w:uiPriority="69"/>
+    <w:lsdException w:name="Dark List Accent 1" w:uiPriority="70"/>
+    <w:lsdException w:name="Colorful Shading Accent 1" w:uiPriority="71"/>
+    <w:lsdException w:name="Colorful List Accent 1" w:uiPriority="72"/>
+    <w:lsdException w:name="Colorful Grid Accent 1" w:uiPriority="73"/>
+    <w:lsdException w:name="Light Shading Accent 2" w:uiPriority="60"/>
+    <w:lsdException w:name="Light List Accent 2" w:uiPriority="61"/>
+    <w:lsdException w:name="Light Grid Accent 2" w:uiPriority="62"/>
+    <w:lsdException w:name="Medium Shading 1 Accent 2" w:uiPriority="63"/>
+    <w:lsdException w:name="Medium Shading 2 Accent 2" w:uiPriority="64"/>
+    <w:lsdException w:name="Medium List 1 Accent 2" w:uiPriority="65"/>
+    <w:lsdException w:name="Medium List 2 Accent 2" w:uiPriority="66"/>
+    <w:lsdException w:name="Medium Grid 1 Accent 2" w:uiPriority="67"/>
+    <w:lsdException w:name="Medium Grid 2 Accent 2" w:uiPriority="68"/>
+    <w:lsdException w:name="Medium Grid 3 Accent 2" w:uiPriority="69"/>
+    <w:lsdException w:name="Dark List Accent 2" w:uiPriority="70"/>
+    <w:lsdException w:name="Colorful Shading Accent 2" w:uiPriority="71"/>
+    <w:lsdException w:name="Colorful List Accent 2" w:uiPriority="72"/>
+    <w:lsdException w:name="Colorful Grid Accent 2" w:uiPriority="73"/>
+    <w:lsdException w:name="Light Shading Accent 3" w:uiPriority="60"/>
+    <w:lsdException w:name="Light List Accent 3" w:uiPriority="61"/>
+    <w:lsdException w:name="Light Grid Accent 3" w:uiPriority="62"/>
+    <w:lsdException w:name="Medium Shading 1 Accent 3" w:uiPriority="63"/>
+    <w:lsdException w:name="Medium Shading 2 Accent 3" w:uiPriority="64"/>
+    <w:lsdException w:name="Medium List 1 Accent 3" w:uiPriority="65"/>
+    <w:lsdException w:name="Medium List 2 Accent 3" w:uiPriority="66"/>
+    <w:lsdException w:name="Medium Grid 1 Accent 3" w:uiPriority="67"/>
+    <w:lsdException w:name="Medium Grid 2 Accent 3" w:uiPriority="68"/>
+    <w:lsdException w:name="Medium Grid 3 Accent 3" w:uiPriority="69"/>
+    <w:lsdException w:name="Dark List Accent 3" w:uiPriority="70"/>
+    <w:lsdException w:name="Colorful Shading Accent 3" w:uiPriority="71"/>
+    <w:lsdException w:name="Colorful List Accent 3" w:uiPriority="72"/>
+    <w:lsdException w:name="Colorful Grid Accent 3" w:uiPriority="73"/>
+    <w:lsdException w:name="Light Shading Accent 4" w:uiPriority="60"/>
+    <w:lsdException w:name="Light List Accent 4" w:uiPriority="61"/>
+    <w:lsdException w:name="Light Grid Accent 4" w:uiPriority="62"/>
+    <w:lsdException w:name="Medium Shading 1 Accent 4" w:uiPriority="63"/>
+    <w:lsdException w:name="Medium Shading 2 Accent 4" w:uiPriority="64"/>
+    <w:lsdException w:name="Medium List 1 Accent 4" w:uiPriority="65"/>
+    <w:lsdException w:name="Medium List 2 Accent 4" w:uiPriority="66"/>
+    <w:lsdException w:name="Medium Grid 1 Accent 4" w:uiPriority="67"/>
+    <w:lsdException w:name="Medium Grid 2 Accent 4" w:uiPriority="68"/>
+    <w:lsdException w:name="Medium Grid 3 Accent 4" w:uiPriority="69"/>
+    <w:lsdException w:name="Dark List Accent 4" w:uiPriority="70"/>
+    <w:lsdException w:name="Colorful Shading Accent 4" w:uiPriority="71"/>
+    <w:lsdException w:name="Colorful List Accent 4" w:uiPriority="72"/>
+    <w:lsdException w:name="Colorful Grid Accent 4" w:uiPriority="73"/>
+    <w:lsdException w:name="Light Shading Accent 5" w:uiPriority="60"/>
+    <w:lsdException w:name="Light List Accent 5" w:uiPriority="61"/>
+    <w:lsdException w:name="Light Grid Accent 5" w:uiPriority="62"/>
+    <w:lsdException w:name="Medium Shading 1 Accent 5" w:uiPriority="63"/>
+    <w:lsdException w:name="Medium Shading 2 Accent 5" w:uiPriority="64"/>
+    <w:lsdException w:name="Medium List 1 Accent 5" w:uiPriority="65"/>
+    <w:lsdException w:name="Medium List 2 Accent 5" w:uiPriority="66"/>
+    <w:lsdException w:name="Medium Grid 1 Accent 5" w:uiPriority="67"/>
+    <w:lsdException w:name="Medium Grid 2 Accent 5" w:uiPriority="68"/>
+    <w:lsdException w:name="Medium Grid 3 Accent 5" w:uiPriority="69"/>
+    <w:lsdException w:name="Dark List Accent 5" w:uiPriority="70"/>
+    <w:lsdException w:name="Colorful Shading Accent 5" w:uiPriority="71"/>
+    <w:lsdException w:name="Colorful List Accent 5" w:uiPriority="72"/>
+    <w:lsdException w:name="Colorful Grid Accent 5" w:uiPriority="73"/>
+    <w:lsdException w:name="Light Shading Accent 6" w:uiPriority="60"/>
+    <w:lsdException w:name="Light List Accent 6" w:uiPriority="61"/>
+    <w:lsdException w:name="Light Grid Accent 6" w:uiPriority="62"/>
+    <w:lsdException w:name="Medium Shading 1 Accent 6" w:uiPriority="63"/>
+    <w:lsdException w:name="Medium Shading 2 Accent 6" w:uiPriority="64"/>
+    <w:lsdException w:name="Medium List 1 Accent 6" w:uiPriority="65"/>
+    <w:lsdException w:name="Medium List 2 Accent 6" w:uiPriority="66"/>
+    <w:lsdException w:name="Medium Grid 1 Accent 6" w:uiPriority="67"/>
+    <w:lsdException w:name="Medium Grid 2 Accent 6" w:uiPriority="68"/>
+    <w:lsdException w:name="Medium Grid 3 Accent 6" w:uiPriority="69"/>
+    <w:lsdException w:name="Dark List Accent 6" w:uiPriority="70"/>
+    <w:lsdException w:name="Colorful Shading Accent 6" w:uiPriority="71"/>
+    <w:lsdException w:name="Colorful List Accent 6" w:uiPriority="72"/>
+    <w:lsdException w:name="Colorful Grid Accent 6" w:uiPriority="73"/>
+    <w:lsdException w:name="Subtle Emphasis" w:uiPriority="19" w:qFormat="1"/>
+    <w:lsdException w:name="Intense Emphasis" w:uiPriority="21" w:qFormat="1"/>
+    <w:lsdException w:name="Subtle Reference" w:uiPriority="31" w:qFormat="1"/>
+    <w:lsdException w:name="Intense Reference" w:uiPriority="32" w:qFormat="1"/>
+    <w:lsdException w:name="Book Title" w:uiPriority="33" w:qFormat="1"/>
+    <w:lsdException w:name="Bibliography" w:uiPriority="37" w:semiHidden="1" w:unhideWhenUsed="1"/>
+    <w:lsdException w:name="TOC Heading" w:uiPriority="39" w:semiHidden="1" w:unhideWhenUsed="1" w:qFormat="1"/>
+    <w:lsdException w:name="Plain Table 1" w:uiPriority="41"/>
+    <w:lsdException w:name="Plain Table 2" w:uiPriority="42"/>
+    <w:lsdException w:name="Plain Table 3" w:uiPriority="43"/>
+    <w:lsdException w:name="Plain Table 4" w:uiPriority="44"/>
+    <w:lsdException w:name="Plain Table 5" w:uiPriority="45"/>
+    <w:lsdException w:name="Grid Table Light" w:uiPriority="40"/>
+    <w:lsdException w:name="Grid Table 1 Light" w:uiPriority="46"/>
+    <w:lsdException w:name="Grid Table 2" w:uiPriority="47"/>
+    <w:lsdException w:name="Grid Table 3" w:uiPriority="48"/>
+    <w:lsdException w:name="Grid Table 4" w:uiPriority="49"/>
+    <w:lsdException w:name="Grid Table 5 Dark" w:uiPriority="50"/>
+    <w:lsdException w:name="Grid Table 6 Colorful" w:uiPriority="51"/>
+    <w:lsdException w:name="Grid Table 7 Colorful" w:uiPriority="52"/>
+    <w:lsdException w:name="Grid Table 1 Light Accent 1" w:uiPriority="46"/>
+    <w:lsdException w:name="Grid Table 2 Accent 1" w:uiPriority="47"/>
+    <w:lsdException w:name="Grid Table 3 Accent 1" w:uiPriority="48"/>
+    <w:lsdException w:name="Grid Table 4 Accent 1" w:uiPriority="49"/>
+    <w:lsdException w:name="Grid Table 5 Dark Accent 1" w:uiPriority="50"/>
+    <w:lsdException w:name="Grid Table 6 Colorful Accent 1" w:uiPriority="51"/>
+    <w:lsdException w:name="Grid Table 7 Colorful Accent 1" w:uiPriority="52"/>
+    <w:lsdException w:name="Grid Table 1 Light Accent 2" w:uiPriority="46"/>
+    <w:lsdException w:name="Grid Table 2 Accent 2" w:uiPriority="47"/>
+    <w:lsdException w:name="Grid Table 3 Accent 2" w:uiPriority="48"/>
+    <w:lsdException w:name="Grid Table 4 Accent 2" w:uiPriority="49"/>
+    <w:lsdException w:name="Grid Table 5 Dark Accent 2" w:uiPriority="50"/>
+    <w:lsdException w:name="Grid Table 6 Colorful Accent 2" w:uiPriority="51"/>
+    <w:lsdException w:name="Grid Table 7 Colorful Accent 2" w:uiPriority="52"/>
+    <w:lsdException w:name="Grid Table 1 Light Accent 3" w:uiPriority="46"/>
+    <w:lsdException w:name="Grid Table 2 Accent 3" w:uiPriority="47"/>
+    <w:lsdException w:name="Grid Table 3 Accent 3" w:uiPriority="48"/>
+    <w:lsdException w:name="Grid Table 4 Accent 3" w:uiPriority="49"/>
+    <w:lsdException w:name="Grid Table 5 Dark Accent 3" w:uiPriority="50"/>
+    <w:lsdException w:name="Grid Table 6 Colorful Accent 3" w:uiPriority="51"/>
+    <w:lsdException w:name="Grid Table 7 Colorful Accent 3" w:uiPriority="52"/>
+    <w:lsdException w:name="Grid Table 1 Light Accent 4" w:uiPriority="46"/>
+    <w:lsdException w:name="Grid Table 2 Accent 4" w:uiPriority="47"/>
+    <w:lsdException w:name="Grid Table 3 Accent 4" w:uiPriority="48"/>
+    <w:lsdException w:name="Grid Table 4 Accent 4" w:uiPriority="49"/>
+    <w:lsdException w:name="Grid Table 5 Dark Accent 4" w:uiPriority="50"/>
+    <w:lsdException w:name="Grid Table 6 Colorful Accent 4" w:uiPriority="51"/>
+    <w:lsdException w:name="Grid Table 7 Colorful Accent 4" w:uiPriority="52"/>
+    <w:lsdException w:name="Grid Table 1 Light Accent 5" w:uiPriority="46"/>
+    <w:lsdException w:name="Grid Table 2 Accent 5" w:uiPriority="47"/>
+    <w:lsdException w:name="Grid Table 3 Accent 5" w:uiPriority="48"/>
+    <w:lsdException w:name="Grid Table 4 Accent 5" w:uiPriority="49"/>
+    <w:lsdException w:name="Grid Table 5 Dark Accent 5" w:uiPriority="50"/>
+    <w:lsdException w:name="Grid Table 6 Colorful Accent 5" w:uiPriority="51"/>
+    <w:lsdException w:name="Grid Table 7 Colorful Accent 5" w:uiPriority="52"/>
+    <w:lsdException w:name="Grid Table 1 Light Accent 6" w:uiPriority="46"/>
+    <w:lsdException w:name="Grid Table 2 Accent 6" w:uiPriority="47"/>
+    <w:lsdException w:name="Grid Table 3 Accent 6" w:uiPriority="48"/>
+    <w:lsdException w:name="Grid Table 4 Accent 6" w:uiPriority="49"/>
+    <w:lsdException w:name="Grid Table 5 Dark Accent 6" w:uiPriority="50"/>
+    <w:lsdException w:name="Grid Table 6 Colorful Accent 6" w:uiPriority="51"/>
+    <w:lsdException w:name="Grid Table 7 Colorful Accent 6" w:uiPriority="52"/>
+    <w:lsdException w:name="List Table 1 Light" w:uiPriority="46"/>
+    <w:lsdException w:name="List Table 2" w:uiPriority="47"/>
+    <w:lsdException w:name="List Table 3" w:uiPriority="48"/>
+    <w:lsdException w:name="List Table 4" w:uiPriority="49"/>
+    <w:lsdException w:name="List Table 5 Dark" w:uiPriority="50"/>
+    <w:lsdException w:name="List Table 6 Colorful" w:uiPriority="51"/>
+    <w:lsdException w:name="List Table 7 Colorful" w:uiPriority="52"/>
+    <w:lsdException w:name="List Table 1 Light Accent 1" w:uiPriority="46"/>
+    <w:lsdException w:name="List Table 2 Accent 1" w:uiPriority="47"/>
+    <w:lsdException w:name="List Table 3 Accent 1" w:uiPriority="48"/>
+    <w:lsdException w:name="List Table 4 Accent 1" w:uiPriority="49"/>
+    <w:lsdException w:name="List Table 5 Dark Accent 1" w:uiPriority="50"/>
+    <w:lsdException w:name="List Table 6 Colorful Accent 1" w:uiPriority="51"/>
+    <w:lsdException w:name="List Table 7 Colorful Accent 1" w:uiPriority="52"/>
+    <w:lsdException w:name="List Table 1 Light Accent 2" w:uiPriority="46"/>
+    <w:lsdException w:name="List Table 2 Accent 2" w:uiPriority="47"/>
+    <w:lsdException w:name="List Table 3 Accent 2" w:uiPriority="48"/>
+    <w:lsdException w:name="List Table 4 Accent 2" w:uiPriority="49"/>
+    <w:lsdException w:name="List Table 5 Dark Accent 2" w:uiPriority="50"/>
+    <w:lsdException w:name="List Table 6 Colorful Accent 2" w:uiPriority="51"/>
+    <w:lsdException w:name="List Table 7 Colorful Accent 2" w:uiPriority="52"/>
+    <w:lsdException w:name="List Table 1 Light Accent 3" w:uiPriority="46"/>
+    <w:lsdException w:name="List Table 2 Accent 3" w:uiPriority="47"/>
+    <w:lsdException w:name="List Table 3 Accent 3" w:uiPriority="48"/>
+    <w:lsdException w:name="List Table 4 Accent 3" w:uiPriority="49"/>
+    <w:lsdException w:name="List Table 5 Dark Accent 3" w:uiPriority="50"/>
+    <w:lsdException w:name="List Table 6 Colorful Accent 3" w:uiPriority="51"/>
+    <w:lsdException w:name="List Table 7 Colorful Accent 3" w:uiPriority="52"/>
+    <w:lsdException w:name="List Table 1 Light Accent 4" w:uiPriority="46"/>
+    <w:lsdException w:name="List Table 2 Accent 4" w:uiPriority="47"/>
+    <w:lsdException w:name="List Table 3 Accent 4" w:uiPriority="48"/>
+    <w:lsdException w:name="List Table 4 Accent 4" w:uiPriority="49"/>
+    <w:lsdException w:name="List Table 5 Dark Accent 4" w:uiPriority="50"/>
+    <w:lsdException w:name="List Table 6 Colorful Accent 4" w:uiPriority="51"/>
+    <w:lsdException w:name="List Table 7 Colorful Accent 4" w:uiPriority="52"/>
+    <w:lsdException w:name="List Table 1 Light Accent 5" w:uiPriority="46"/>
+    <w:lsdException w:name="List Table 2 Accent 5" w:uiPriority="47"/>
+    <w:lsdException w:name="List Table 3 Accent 5" w:uiPriority="48"/>
+    <w:lsdException w:name="List Table 4 Accent 5" w:uiPriority="49"/>
+    <w:lsdException w:name="List Table 5 Dark Accent 5" w:uiPriority="50"/>
+    <w:lsdException w:name="List Table 6 Colorful Accent 5" w:uiPriority="51"/>
+    <w:lsdException w:name="List Table 7 Colorful Accent 5" w:uiPriority="52"/>
+    <w:lsdException w:name="List Table 1 Light Accent 6" w:uiPriority="46"/>
+    <w:lsdException w:name="List Table 2 Accent 6" w:uiPriority="47"/>
+    <w:lsdException w:name="List Table 3 Accent 6" w:uiPriority="48"/>
+    <w:lsdException w:name="List Table 4 Accent 6" w:uiPriority="49"/>
+    <w:lsdException w:name="List Table 5 Dark Accent 6" w:uiPriority="50"/>
+    <w:lsdException w:name="List Table 6 Colorful Accent 6" w:uiPriority="51"/>
+    <w:lsdException w:name="List Table 7 Colorful Accent 6" w:uiPriority="52"/>
+  </w:latentStyles>
+  <w:style w:type="paragraph" w:styleId="Normal" w:default="1">
     <w:name w:val="Normal"/>
     <w:qFormat/>
     <w:pPr>
@@ -2310,11 +2728,14 @@
       <w:kern w:val="0"/>
       <w:sz w:val="24"/>
       <w:szCs w:val="24"/>
-      <w:lang w:val="ru-RU" w:eastAsia="zh-CN" w:bidi="ar-SA"/>
+      <w:lang w:eastAsia="zh-CN" w:val="ru-RU" w:bidi="ar-SA"/>
     </w:rPr>
   </w:style>
-  <w:style w:type="character" w:styleId="Style14">
-    <w:name w:val="Основной шрифт абзаца"/>
+  <w:style w:type="character" w:styleId="DefaultParagraphFont" w:default="1">
+    <w:name w:val="Default Paragraph Font"/>
+    <w:uiPriority w:val="1"/>
+    <w:semiHidden/>
+    <w:unhideWhenUsed/>
     <w:qFormat/>
     <w:rPr/>
   </w:style>
@@ -2335,10 +2756,10 @@
   </w:style>
   <w:style w:type="character" w:styleId="PageNumber">
     <w:name w:val="page number"/>
-    <w:basedOn w:val="Style14"/>
+    <w:basedOn w:val="DefaultParagraphFont"/>
     <w:rPr/>
   </w:style>
-  <w:style w:type="character" w:styleId="Style15">
+  <w:style w:type="character" w:styleId="Style14" w:customStyle="1">
     <w:name w:val="Верхний колонтитул Знак"/>
     <w:qFormat/>
     <w:rPr>
@@ -2346,7 +2767,7 @@
       <w:szCs w:val="24"/>
     </w:rPr>
   </w:style>
-  <w:style w:type="paragraph" w:styleId="Heading">
+  <w:style w:type="paragraph" w:styleId="Heading" w:customStyle="1">
     <w:name w:val="Heading"/>
     <w:basedOn w:val="Normal"/>
     <w:next w:val="BodyText"/>
@@ -2389,11 +2810,9 @@
       <w:rFonts w:cs="Noto Sans Devanagari"/>
       <w:i/>
       <w:iCs/>
-      <w:sz w:val="24"/>
-      <w:szCs w:val="24"/>
     </w:rPr>
   </w:style>
-  <w:style w:type="paragraph" w:styleId="Index">
+  <w:style w:type="paragraph" w:styleId="Index" w:customStyle="1">
     <w:name w:val="Index"/>
     <w:basedOn w:val="Normal"/>
     <w:qFormat/>
@@ -2404,7 +2823,7 @@
       <w:rFonts w:cs="Noto Sans Devanagari"/>
     </w:rPr>
   </w:style>
-  <w:style w:type="paragraph" w:styleId="caption1">
+  <w:style w:type="paragraph" w:styleId="caption1" w:customStyle="1">
     <w:name w:val="caption1"/>
     <w:basedOn w:val="Normal"/>
     <w:qFormat/>
@@ -2416,11 +2835,9 @@
       <w:rFonts w:cs="Noto Sans Devanagari"/>
       <w:i/>
       <w:iCs/>
-      <w:sz w:val="24"/>
-      <w:szCs w:val="24"/>
     </w:rPr>
   </w:style>
-  <w:style w:type="paragraph" w:styleId="Style16">
+  <w:style w:type="paragraph" w:styleId="Style15" w:customStyle="1">
     <w:name w:val="Обычный (Интернет)"/>
     <w:basedOn w:val="Normal"/>
     <w:qFormat/>
@@ -2429,8 +2846,8 @@
     </w:pPr>
     <w:rPr/>
   </w:style>
-  <w:style w:type="paragraph" w:styleId="Style17">
-    <w:name w:val="Текст выноски"/>
+  <w:style w:type="paragraph" w:styleId="BalloonText">
+    <w:name w:val="Balloon Text"/>
     <w:basedOn w:val="Normal"/>
     <w:qFormat/>
     <w:pPr/>
@@ -2440,7 +2857,7 @@
       <w:szCs w:val="16"/>
     </w:rPr>
   </w:style>
-  <w:style w:type="paragraph" w:styleId="Style18">
+  <w:style w:type="paragraph" w:styleId="Style16" w:customStyle="1">
     <w:name w:val="Знак Знак Знак"/>
     <w:basedOn w:val="Normal"/>
     <w:qFormat/>
@@ -2454,13 +2871,13 @@
       <w:lang w:val="en-US"/>
     </w:rPr>
   </w:style>
-  <w:style w:type="paragraph" w:styleId="Style19">
+  <w:style w:type="paragraph" w:styleId="Style17" w:customStyle="1">
     <w:name w:val="Комментарий"/>
     <w:basedOn w:val="Normal"/>
     <w:next w:val="Normal"/>
     <w:qFormat/>
     <w:pPr>
-      <w:ind w:hanging="0" w:left="170" w:right="0"/>
+      <w:ind w:left="170"/>
       <w:jc w:val="both"/>
     </w:pPr>
     <w:rPr>
@@ -2472,7 +2889,7 @@
       <w:szCs w:val="20"/>
     </w:rPr>
   </w:style>
-  <w:style w:type="paragraph" w:styleId="HeaderandFooter">
+  <w:style w:type="paragraph" w:styleId="HeaderandFooter" w:customStyle="1">
     <w:name w:val="Header and Footer"/>
     <w:basedOn w:val="Normal"/>
     <w:qFormat/>
@@ -2510,7 +2927,7 @@
     </w:pPr>
     <w:rPr/>
   </w:style>
-  <w:style w:type="paragraph" w:styleId="TableContents">
+  <w:style w:type="paragraph" w:styleId="TableContents" w:customStyle="1">
     <w:name w:val="Table Contents"/>
     <w:basedOn w:val="Normal"/>
     <w:qFormat/>
@@ -2520,12 +2937,11 @@
     </w:pPr>
     <w:rPr/>
   </w:style>
-  <w:style w:type="paragraph" w:styleId="TableHeading">
+  <w:style w:type="paragraph" w:styleId="TableHeading" w:customStyle="1">
     <w:name w:val="Table Heading"/>
     <w:basedOn w:val="TableContents"/>
     <w:qFormat/>
     <w:pPr>
-      <w:suppressLineNumbers/>
       <w:jc w:val="center"/>
     </w:pPr>
     <w:rPr>
@@ -2533,19 +2949,40 @@
       <w:bCs/>
     </w:rPr>
   </w:style>
-  <w:style w:type="paragraph" w:styleId="FrameContents">
+  <w:style w:type="paragraph" w:styleId="FrameContentsuser" w:customStyle="1">
+    <w:name w:val="Frame Contents (user)"/>
+    <w:basedOn w:val="Normal"/>
+    <w:qFormat/>
+    <w:pPr/>
+    <w:rPr/>
+  </w:style>
+  <w:style w:type="paragraph" w:styleId="FrameContents" w:customStyle="1">
     <w:name w:val="Frame Contents"/>
     <w:basedOn w:val="Normal"/>
     <w:qFormat/>
     <w:pPr/>
     <w:rPr/>
   </w:style>
-  <w:style w:type="paragraph" w:styleId="FrameContentsuser">
-    <w:name w:val="Frame Contents (user)"/>
-    <w:basedOn w:val="Normal"/>
+  <w:style w:type="numbering" w:styleId="NoList" w:default="1">
+    <w:name w:val="No List"/>
+    <w:uiPriority w:val="99"/>
+    <w:semiHidden/>
+    <w:unhideWhenUsed/>
     <w:qFormat/>
-    <w:pPr/>
-    <w:rPr/>
+  </w:style>
+  <w:style w:type="table" w:default="1" w:styleId="a1">
+    <w:name w:val="Normal Table"/>
+    <w:uiPriority w:val="99"/>
+    <w:semiHidden/>
+    <w:unhideWhenUsed/>
+    <w:tblPr>
+      <w:tblCellMar>
+        <w:top w:w="0" w:type="dxa"/>
+        <w:left w:w="108" w:type="dxa"/>
+        <w:bottom w:w="0" w:type="dxa"/>
+        <w:right w:w="108" w:type="dxa"/>
+      </w:tblCellMar>
+    </w:tblPr>
   </w:style>
 </w:styles>
 </file>
